--- a/MP3/Part B/MP3_PartB_Productize_Memo.docx
+++ b/MP3/Part B/MP3_PartB_Productize_Memo.docx
@@ -303,7 +303,7 @@
           <w:rFonts w:ascii="Calibri" w:hAnsi="Calibri"/>
           <w:sz w:val="22"/>
         </w:rPr>
-        <w:t>Write down the workflow patterns you've developed — what to check on a gear design, when to pull from BigClaw reference, what DFM constraints matter for our print shop. Format these so an AI session can apply them without you being there. Industry calls these “skills” right now; the format will keep evolving but the idea is durable.</w:t>
+        <w:t>Write down a workflow pattern you've developed — what to check on a gear design, when to pull from BigClaw reference, what DFM constraints matter for our print shop. Pick the one that's been most useful to you and turn it into a reusable artifact. Format it so an AI session can apply it without you being there. Industry calls these “skills” right now; the format will keep evolving but the idea is durable.</w:t>
       </w:r>
     </w:p>
     <w:p>
@@ -323,7 +323,7 @@
           <w:rFonts w:ascii="Calibri" w:hAnsi="Calibri"/>
           <w:sz w:val="22"/>
         </w:rPr>
-        <w:t>Pick a subassembly — gear train, jaw arms, the housing, doesn't matter which. Spend a few hours iterating it in whatever CAD tool you prefer (SolidWorks, Fusion, OpenSCAD — your call). Use your productized stack alongside you. Document three checkpoints where you stopped, sent the AI a screenshot with your skills loaded, and got a review. I want to see what the AI caught, what it missed, and what you changed.</w:t>
+        <w:t>Pick a subassembly — gear train, jaw arms, the housing, doesn't matter which. Spend a few hours iterating it in whatever CAD tool you prefer (SolidWorks, Fusion, OpenSCAD — your call). Use your productized stack alongside you. Document a couple of checkpoints where you stopped, sent the AI a screenshot with your skill loaded, and got a review. I want to see what the AI caught, what it missed, and what you changed.</w:t>
       </w:r>
     </w:p>
     <w:p>
